--- a/docs/paper/Corpusil_Base_Paper.docx
+++ b/docs/paper/Corpusil_Base_Paper.docx
@@ -1865,7 +1865,7 @@
           <w:sz w:val="20"/>
           <w:szCs w:val="20"/>
         </w:rPr>
-        <w:t xml:space="preserve">The composition of the corpus turned out to be a finding in itself. Because the new Sanhitas are recent and the codes they replaced have two centuries of commentary between them, the corpus holds far more repealed law than law in force, as Figure 3 shows. There are 1,185 indexed passages from the three codes now in force against 4,163 from the three they replaced. Retrieval therefore meets the old law first on almost any statutory question, which is a property of the collection and cannot be corrected by ranking alone.</w:t>
+        <w:t xml:space="preserve">The composition of the corpus turned out to be a finding in itself. Because the new Sanhitas are recent and the codes they replaced have two centuries of commentary between them, the corpus holds far more repealed law than law in force, as Figure 3 shows. There are 1,185 indexed passages from the three codes now in force against 2,983 from the three they replaced. Retrieval therefore meets the old law first on almost any statutory question, which is a property of the collection and cannot be corrected by ranking alone.</w:t>
       </w:r>
     </w:p>
     <w:p>
@@ -6737,7 +6737,7 @@
           <w:sz w:val="20"/>
           <w:szCs w:val="20"/>
         </w:rPr>
-        <w:t xml:space="preserve">The second is that the corpus itself can defeat the ranking. Our index holds 4,163 passages of repealed law against 1,185 of law in force, because the codes replaced in 2023 carry two centuries of accumulated commentary and the replacements carry two years. On a statutory question, retrieval meets the old law first, and no amount of re-ranking within a collection can fix a collection whose contents are weighted against the answer. This is an acquisition problem, and we report it as such.</w:t>
+        <w:t xml:space="preserve">The second is that the corpus itself can defeat the ranking. Our index holds 2,983 passages of the three repealed codes against 1,185 of the codes in force, because the codes replaced in 2023 carry two centuries of accumulated commentary and the replacements carry two years. Counting the commentary written about those codes rather than the codes themselves raises the repealed figure by a further 1,071 passages, which is worth stating because an earlier count of ours did exactly that. On a statutory question, retrieval meets the old law first, and no amount of re-ranking within a collection can fix a collection whose contents are weighted against the answer. This is an acquisition problem, and we report it as such.</w:t>
       </w:r>
     </w:p>
     <w:p>
